--- a/06_산출물_문서/2계층_절차서/QP-806_계약검토.docx
+++ b/06_산출물_문서/2계층_절차서/QP-806_계약검토.docx
@@ -270,11 +270,11 @@
     </w:p>
     <w:tbl>
       <w:tblPr>
-        <w:tblW w:w="8788" w:type="dxa"/>
         <w:tblCellMar>
           <w:left w:w="108" w:type="dxa"/>
           <w:right w:w="108" w:type="dxa"/>
         </w:tblCellMar>
+        <w:tblW w:w="8788" w:type="dxa"/>
         <w:tblBorders>
           <w:top w:val="single" w:sz="4" w:color="2E74B5" w:space="0"/>
           <w:left w:val="single" w:sz="4" w:color="2E74B5" w:space="0"/>
@@ -294,13 +294,13 @@
         <w:tc>
           <w:tcPr>
             <w:tcW w:w="1500" w:type="dxa"/>
-            <w:shd w:val="clear" w:color="auto" w:fill="D9D9D9"/>
-            <w:tcMar>
-              <w:top w:w="60" w:type="dxa"/>
-              <w:left w:w="120" w:type="dxa"/>
-              <w:bottom w:w="60" w:type="dxa"/>
-              <w:right w:w="120" w:type="dxa"/>
-            </w:tcMar>
+            <w:tcMar>
+              <w:top w:w="60" w:type="dxa"/>
+              <w:left w:w="120" w:type="dxa"/>
+              <w:bottom w:w="60" w:type="dxa"/>
+              <w:right w:w="120" w:type="dxa"/>
+            </w:tcMar>
+            <w:shd w:val="clear" w:color="auto" w:fill="DEEAF1"/>
           </w:tcPr>
           <w:p>
             <w:pPr>
@@ -320,13 +320,13 @@
         <w:tc>
           <w:tcPr>
             <w:tcW w:w="2800" w:type="dxa"/>
-            <w:shd w:val="clear" w:color="auto" w:fill="D9D9D9"/>
-            <w:tcMar>
-              <w:top w:w="60" w:type="dxa"/>
-              <w:left w:w="120" w:type="dxa"/>
-              <w:bottom w:w="60" w:type="dxa"/>
-              <w:right w:w="120" w:type="dxa"/>
-            </w:tcMar>
+            <w:tcMar>
+              <w:top w:w="60" w:type="dxa"/>
+              <w:left w:w="120" w:type="dxa"/>
+              <w:bottom w:w="60" w:type="dxa"/>
+              <w:right w:w="120" w:type="dxa"/>
+            </w:tcMar>
+            <w:shd w:val="clear" w:color="auto" w:fill="DEEAF1"/>
           </w:tcPr>
           <w:p>
             <w:pPr>
@@ -346,13 +346,13 @@
         <w:tc>
           <w:tcPr>
             <w:tcW w:w="2000" w:type="dxa"/>
-            <w:shd w:val="clear" w:color="auto" w:fill="D9D9D9"/>
-            <w:tcMar>
-              <w:top w:w="60" w:type="dxa"/>
-              <w:left w:w="120" w:type="dxa"/>
-              <w:bottom w:w="60" w:type="dxa"/>
-              <w:right w:w="120" w:type="dxa"/>
-            </w:tcMar>
+            <w:tcMar>
+              <w:top w:w="60" w:type="dxa"/>
+              <w:left w:w="120" w:type="dxa"/>
+              <w:bottom w:w="60" w:type="dxa"/>
+              <w:right w:w="120" w:type="dxa"/>
+            </w:tcMar>
+            <w:shd w:val="clear" w:color="auto" w:fill="DEEAF1"/>
           </w:tcPr>
           <w:p>
             <w:pPr>
@@ -372,13 +372,13 @@
         <w:tc>
           <w:tcPr>
             <w:tcW w:w="2488" w:type="dxa"/>
-            <w:shd w:val="clear" w:color="auto" w:fill="D9D9D9"/>
-            <w:tcMar>
-              <w:top w:w="60" w:type="dxa"/>
-              <w:left w:w="120" w:type="dxa"/>
-              <w:bottom w:w="60" w:type="dxa"/>
-              <w:right w:w="120" w:type="dxa"/>
-            </w:tcMar>
+            <w:tcMar>
+              <w:top w:w="60" w:type="dxa"/>
+              <w:left w:w="120" w:type="dxa"/>
+              <w:bottom w:w="60" w:type="dxa"/>
+              <w:right w:w="120" w:type="dxa"/>
+            </w:tcMar>
+            <w:shd w:val="clear" w:color="auto" w:fill="DEEAF1"/>
           </w:tcPr>
           <w:p>
             <w:pPr>
@@ -1110,7 +1110,7 @@
         </w:trPr>
         <w:tc>
           <w:tcPr>
-            <w:tcW w:w="2460" w:type="dxa"/>
+            <w:tcW w:w="2281" w:type="dxa"/>
             <w:tcMar>
               <w:top w:w="60" w:type="dxa"/>
               <w:left w:w="120" w:type="dxa"/>
@@ -1131,7 +1131,7 @@
         </w:tc>
         <w:tc>
           <w:tcPr>
-            <w:tcW w:w="6328" w:type="dxa"/>
+            <w:tcW w:w="6507" w:type="dxa"/>
             <w:tcMar>
               <w:top w:w="60" w:type="dxa"/>
               <w:left w:w="120" w:type="dxa"/>
@@ -1153,9 +1153,7 @@
       </w:tr>
       <w:tr>
         <w:tc>
-          <w:tcPr>
-            <w:tcW w:w="2460" w:type="dxa"/>
-          </w:tcPr>
+          <w:tcPr/>
           <w:p>
             <w:pPr>
               <w:pStyle w:val="Compact"/>
@@ -1167,7 +1165,7 @@
         </w:tc>
         <w:tc>
           <w:tcPr>
-            <w:tcW w:w="6328" w:type="dxa"/>
+            <w:tcW w:w="6507" w:type="dxa"/>
             <w:tcMar>
               <w:top w:w="60" w:type="dxa"/>
               <w:left w:w="120" w:type="dxa"/>
@@ -1200,6 +1198,7 @@
         </w:tc>
         <w:tc>
           <w:tcPr>
+            <w:tcW w:w="6507" w:type="dxa"/>
             <w:tcMar>
               <w:top w:w="60" w:type="dxa"/>
               <w:left w:w="120" w:type="dxa"/>
@@ -1231,9 +1230,7 @@
           </w:p>
         </w:tc>
         <w:tc>
-          <w:tcPr>
-            <w:tcW w:w="6328" w:type="dxa"/>
-          </w:tcPr>
+          <w:tcPr/>
           <w:p>
             <w:pPr>
               <w:pStyle w:val="Compact"/>
@@ -1246,19 +1243,10 @@
       </w:tr>
       <w:tr>
         <w:tc>
-          <w:tcPr>
-            <w:tcW w:w="2460" w:type="dxa"/>
-            <w:tcMar>
-              <w:top w:w="60" w:type="dxa"/>
-              <w:left w:w="120" w:type="dxa"/>
-              <w:bottom w:w="60" w:type="dxa"/>
-              <w:right w:w="120" w:type="dxa"/>
-            </w:tcMar>
-          </w:tcPr>
-          <w:p>
-            <w:pPr>
-              <w:pStyle w:val="Compact"/>
-              <w:wordWrap w:val="1"/>
+          <w:tcPr/>
+          <w:p>
+            <w:pPr>
+              <w:pStyle w:val="Compact"/>
             </w:pPr>
             <w:r>
               <w:t xml:space="preserve">견적 제출</w:t>
@@ -1267,6 +1255,7 @@
         </w:tc>
         <w:tc>
           <w:tcPr>
+            <w:tcW w:w="6507" w:type="dxa"/>
             <w:tcMar>
               <w:top w:w="60" w:type="dxa"/>
               <w:left w:w="120" w:type="dxa"/>
@@ -1320,7 +1309,7 @@
         </w:trPr>
         <w:tc>
           <w:tcPr>
-            <w:tcW w:w="2460" w:type="dxa"/>
+            <w:tcW w:w="2228" w:type="dxa"/>
             <w:tcMar>
               <w:top w:w="60" w:type="dxa"/>
               <w:left w:w="120" w:type="dxa"/>
@@ -1341,7 +1330,7 @@
         </w:tc>
         <w:tc>
           <w:tcPr>
-            <w:tcW w:w="6328" w:type="dxa"/>
+            <w:tcW w:w="6560" w:type="dxa"/>
             <w:tcMar>
               <w:top w:w="60" w:type="dxa"/>
               <w:left w:w="120" w:type="dxa"/>
@@ -1363,9 +1352,7 @@
       </w:tr>
       <w:tr>
         <w:tc>
-          <w:tcPr>
-            <w:tcW w:w="2460" w:type="dxa"/>
-          </w:tcPr>
+          <w:tcPr/>
           <w:p>
             <w:pPr>
               <w:pStyle w:val="Compact"/>
@@ -1377,7 +1364,7 @@
         </w:tc>
         <w:tc>
           <w:tcPr>
-            <w:tcW w:w="6328" w:type="dxa"/>
+            <w:tcW w:w="6560" w:type="dxa"/>
             <w:tcMar>
               <w:top w:w="60" w:type="dxa"/>
               <w:left w:w="120" w:type="dxa"/>
@@ -1410,6 +1397,7 @@
         </w:tc>
         <w:tc>
           <w:tcPr>
+            <w:tcW w:w="6560" w:type="dxa"/>
             <w:tcMar>
               <w:top w:w="60" w:type="dxa"/>
               <w:left w:w="120" w:type="dxa"/>
@@ -1441,9 +1429,7 @@
           </w:p>
         </w:tc>
         <w:tc>
-          <w:tcPr>
-            <w:tcW w:w="6328" w:type="dxa"/>
-          </w:tcPr>
+          <w:tcPr/>
           <w:p>
             <w:pPr>
               <w:pStyle w:val="Compact"/>
@@ -1456,19 +1442,10 @@
       </w:tr>
       <w:tr>
         <w:tc>
-          <w:tcPr>
-            <w:tcW w:w="2460" w:type="dxa"/>
-            <w:tcMar>
-              <w:top w:w="60" w:type="dxa"/>
-              <w:left w:w="120" w:type="dxa"/>
-              <w:bottom w:w="60" w:type="dxa"/>
-              <w:right w:w="120" w:type="dxa"/>
-            </w:tcMar>
-          </w:tcPr>
-          <w:p>
-            <w:pPr>
-              <w:pStyle w:val="Compact"/>
-              <w:wordWrap w:val="1"/>
+          <w:tcPr/>
+          <w:p>
+            <w:pPr>
+              <w:pStyle w:val="Compact"/>
             </w:pPr>
             <w:r>
               <w:t xml:space="preserve">QP-807</w:t>
@@ -1477,6 +1454,7 @@
         </w:tc>
         <w:tc>
           <w:tcPr>
+            <w:tcW w:w="6560" w:type="dxa"/>
             <w:tcMar>
               <w:top w:w="60" w:type="dxa"/>
               <w:left w:w="120" w:type="dxa"/>
@@ -1531,7 +1509,7 @@
         </w:trPr>
         <w:tc>
           <w:tcPr>
-            <w:tcW w:w="2460" w:type="dxa"/>
+            <w:tcW w:w="3000" w:type="dxa"/>
             <w:tcMar>
               <w:top w:w="60" w:type="dxa"/>
               <w:left w:w="120" w:type="dxa"/>
@@ -1552,7 +1530,7 @@
         </w:tc>
         <w:tc>
           <w:tcPr>
-            <w:tcW w:w="6328" w:type="dxa"/>
+            <w:tcW w:w="5788" w:type="dxa"/>
             <w:tcMar>
               <w:top w:w="60" w:type="dxa"/>
               <w:left w:w="120" w:type="dxa"/>
@@ -1575,11 +1553,17 @@
       <w:tr>
         <w:tc>
           <w:tcPr>
-            <w:tcW w:w="2460" w:type="dxa"/>
-          </w:tcPr>
-          <w:p>
-            <w:pPr>
-              <w:pStyle w:val="Compact"/>
+            <w:tcMar>
+              <w:top w:w="60" w:type="dxa"/>
+              <w:left w:w="120" w:type="dxa"/>
+              <w:bottom w:w="60" w:type="dxa"/>
+              <w:right w:w="120" w:type="dxa"/>
+            </w:tcMar>
+          </w:tcPr>
+          <w:p>
+            <w:pPr>
+              <w:pStyle w:val="Compact"/>
+              <w:wordWrap w:val="1"/>
             </w:pPr>
             <w:r>
               <w:t xml:space="preserve">계약검토 (Contract Review)</w:t>
@@ -1588,18 +1572,11 @@
         </w:tc>
         <w:tc>
           <w:tcPr>
-            <w:tcW w:w="6328" w:type="dxa"/>
-            <w:tcMar>
-              <w:top w:w="60" w:type="dxa"/>
-              <w:left w:w="120" w:type="dxa"/>
-              <w:bottom w:w="60" w:type="dxa"/>
-              <w:right w:w="120" w:type="dxa"/>
-            </w:tcMar>
-          </w:tcPr>
-          <w:p>
-            <w:pPr>
-              <w:pStyle w:val="Compact"/>
-              <w:wordWrap w:val="1"/>
+            <w:tcW w:w="5788" w:type="dxa"/>
+          </w:tcPr>
+          <w:p>
+            <w:pPr>
+              <w:pStyle w:val="Compact"/>
             </w:pPr>
             <w:r>
               <w:t xml:space="preserve">제품/서비스 요구사항에 대한 조직의 충족 능력을 수락 전에 체계적으로 검토하는 활동</w:t>
@@ -1609,7 +1586,9 @@
       </w:tr>
       <w:tr>
         <w:tc>
-          <w:tcPr/>
+          <w:tcPr>
+            <w:tcW w:w="3000" w:type="dxa"/>
+          </w:tcPr>
           <w:p>
             <w:pPr>
               <w:pStyle w:val="Compact"/>
@@ -1641,7 +1620,9 @@
       </w:tr>
       <w:tr>
         <w:tc>
-          <w:tcPr/>
+          <w:tcPr>
+            <w:tcW w:w="3000" w:type="dxa"/>
+          </w:tcPr>
           <w:p>
             <w:pPr>
               <w:pStyle w:val="Compact"/>
@@ -1653,11 +1634,18 @@
         </w:tc>
         <w:tc>
           <w:tcPr>
-            <w:tcW w:w="6328" w:type="dxa"/>
-          </w:tcPr>
-          <w:p>
-            <w:pPr>
-              <w:pStyle w:val="Compact"/>
+            <w:tcW w:w="5788" w:type="dxa"/>
+            <w:tcMar>
+              <w:top w:w="60" w:type="dxa"/>
+              <w:left w:w="120" w:type="dxa"/>
+              <w:bottom w:w="60" w:type="dxa"/>
+              <w:right w:w="120" w:type="dxa"/>
+            </w:tcMar>
+          </w:tcPr>
+          <w:p>
+            <w:pPr>
+              <w:pStyle w:val="Compact"/>
+              <w:wordWrap w:val="1"/>
             </w:pPr>
             <w:r>
               <w:t xml:space="preserve">고객의 발주서/구매주문서</w:t>
@@ -1667,19 +1655,10 @@
       </w:tr>
       <w:tr>
         <w:tc>
-          <w:tcPr>
-            <w:tcW w:w="2460" w:type="dxa"/>
-            <w:tcMar>
-              <w:top w:w="60" w:type="dxa"/>
-              <w:left w:w="120" w:type="dxa"/>
-              <w:bottom w:w="60" w:type="dxa"/>
-              <w:right w:w="120" w:type="dxa"/>
-            </w:tcMar>
-          </w:tcPr>
-          <w:p>
-            <w:pPr>
-              <w:pStyle w:val="Compact"/>
-              <w:wordWrap w:val="1"/>
+          <w:tcPr/>
+          <w:p>
+            <w:pPr>
+              <w:pStyle w:val="Compact"/>
             </w:pPr>
             <w:r>
               <w:t xml:space="preserve">LOI (Letter of Intent)</w:t>
@@ -1687,18 +1666,10 @@
           </w:p>
         </w:tc>
         <w:tc>
-          <w:tcPr>
-            <w:tcMar>
-              <w:top w:w="60" w:type="dxa"/>
-              <w:left w:w="120" w:type="dxa"/>
-              <w:bottom w:w="60" w:type="dxa"/>
-              <w:right w:w="120" w:type="dxa"/>
-            </w:tcMar>
-          </w:tcPr>
-          <w:p>
-            <w:pPr>
-              <w:pStyle w:val="Compact"/>
-              <w:wordWrap w:val="1"/>
+          <w:tcPr/>
+          <w:p>
+            <w:pPr>
+              <w:pStyle w:val="Compact"/>
             </w:pPr>
             <w:r>
               <w:t xml:space="preserve">의향서 — 정식 계약 전 의향 통보</w:t>
@@ -1708,18 +1679,10 @@
       </w:tr>
       <w:tr>
         <w:tc>
-          <w:tcPr>
-            <w:tcMar>
-              <w:top w:w="60" w:type="dxa"/>
-              <w:left w:w="120" w:type="dxa"/>
-              <w:bottom w:w="60" w:type="dxa"/>
-              <w:right w:w="120" w:type="dxa"/>
-            </w:tcMar>
-          </w:tcPr>
-          <w:p>
-            <w:pPr>
-              <w:pStyle w:val="Compact"/>
-              <w:wordWrap w:val="1"/>
+          <w:tcPr/>
+          <w:p>
+            <w:pPr>
+              <w:pStyle w:val="Compact"/>
             </w:pPr>
             <w:r>
               <w:t xml:space="preserve">계약 변경 (Contract Amendment)</w:t>
@@ -1727,18 +1690,10 @@
           </w:p>
         </w:tc>
         <w:tc>
-          <w:tcPr>
-            <w:tcMar>
-              <w:top w:w="60" w:type="dxa"/>
-              <w:left w:w="120" w:type="dxa"/>
-              <w:bottom w:w="60" w:type="dxa"/>
-              <w:right w:w="120" w:type="dxa"/>
-            </w:tcMar>
-          </w:tcPr>
-          <w:p>
-            <w:pPr>
-              <w:pStyle w:val="Compact"/>
-              <w:wordWrap w:val="1"/>
+          <w:tcPr/>
+          <w:p>
+            <w:pPr>
+              <w:pStyle w:val="Compact"/>
             </w:pPr>
             <w:r>
               <w:t xml:space="preserve">합의된 계약 조건의 변경</w:t>
@@ -1748,18 +1703,10 @@
       </w:tr>
       <w:tr>
         <w:tc>
-          <w:tcPr>
-            <w:tcMar>
-              <w:top w:w="60" w:type="dxa"/>
-              <w:left w:w="120" w:type="dxa"/>
-              <w:bottom w:w="60" w:type="dxa"/>
-              <w:right w:w="120" w:type="dxa"/>
-            </w:tcMar>
-          </w:tcPr>
-          <w:p>
-            <w:pPr>
-              <w:pStyle w:val="Compact"/>
-              <w:wordWrap w:val="1"/>
+          <w:tcPr/>
+          <w:p>
+            <w:pPr>
+              <w:pStyle w:val="Compact"/>
             </w:pPr>
             <w:r>
               <w:t xml:space="preserve">리스크 평가</w:t>
@@ -1767,18 +1714,10 @@
           </w:p>
         </w:tc>
         <w:tc>
-          <w:tcPr>
-            <w:tcMar>
-              <w:top w:w="60" w:type="dxa"/>
-              <w:left w:w="120" w:type="dxa"/>
-              <w:bottom w:w="60" w:type="dxa"/>
-              <w:right w:w="120" w:type="dxa"/>
-            </w:tcMar>
-          </w:tcPr>
-          <w:p>
-            <w:pPr>
-              <w:pStyle w:val="Compact"/>
-              <w:wordWrap w:val="1"/>
+          <w:tcPr/>
+          <w:p>
+            <w:pPr>
+              <w:pStyle w:val="Compact"/>
             </w:pPr>
             <w:r>
               <w:t xml:space="preserve">요구사항 충족에 대한 리스크 식별 및 평가</w:t>
@@ -1822,7 +1761,7 @@
         </w:trPr>
         <w:tc>
           <w:tcPr>
-            <w:tcW w:w="2460" w:type="dxa"/>
+            <w:tcW w:w="2592" w:type="dxa"/>
             <w:tcMar>
               <w:top w:w="60" w:type="dxa"/>
               <w:left w:w="120" w:type="dxa"/>
@@ -1843,7 +1782,7 @@
         </w:tc>
         <w:tc>
           <w:tcPr>
-            <w:tcW w:w="6328" w:type="dxa"/>
+            <w:tcW w:w="6196" w:type="dxa"/>
             <w:tcMar>
               <w:top w:w="60" w:type="dxa"/>
               <w:left w:w="120" w:type="dxa"/>
@@ -1865,9 +1804,7 @@
       </w:tr>
       <w:tr>
         <w:tc>
-          <w:tcPr>
-            <w:tcW w:w="2460" w:type="dxa"/>
-          </w:tcPr>
+          <w:tcPr/>
           <w:p>
             <w:pPr>
               <w:pStyle w:val="Compact"/>
@@ -1883,7 +1820,7 @@
         </w:tc>
         <w:tc>
           <w:tcPr>
-            <w:tcW w:w="6328" w:type="dxa"/>
+            <w:tcW w:w="6196" w:type="dxa"/>
             <w:tcMar>
               <w:top w:w="60" w:type="dxa"/>
               <w:left w:w="120" w:type="dxa"/>
@@ -1920,6 +1857,7 @@
         </w:tc>
         <w:tc>
           <w:tcPr>
+            <w:tcW w:w="6196" w:type="dxa"/>
             <w:tcMar>
               <w:top w:w="60" w:type="dxa"/>
               <w:left w:w="120" w:type="dxa"/>
@@ -1955,9 +1893,7 @@
           </w:p>
         </w:tc>
         <w:tc>
-          <w:tcPr>
-            <w:tcW w:w="6328" w:type="dxa"/>
-          </w:tcPr>
+          <w:tcPr/>
           <w:p>
             <w:pPr>
               <w:pStyle w:val="Compact"/>
@@ -1970,19 +1906,10 @@
       </w:tr>
       <w:tr>
         <w:tc>
-          <w:tcPr>
-            <w:tcW w:w="2460" w:type="dxa"/>
-            <w:tcMar>
-              <w:top w:w="60" w:type="dxa"/>
-              <w:left w:w="120" w:type="dxa"/>
-              <w:bottom w:w="60" w:type="dxa"/>
-              <w:right w:w="120" w:type="dxa"/>
-            </w:tcMar>
-          </w:tcPr>
-          <w:p>
-            <w:pPr>
-              <w:pStyle w:val="Compact"/>
-              <w:wordWrap w:val="1"/>
+          <w:tcPr/>
+          <w:p>
+            <w:pPr>
+              <w:pStyle w:val="Compact"/>
             </w:pPr>
             <w:r>
               <w:rPr>
@@ -1994,10 +1921,19 @@
           </w:p>
         </w:tc>
         <w:tc>
-          <w:tcPr/>
-          <w:p>
-            <w:pPr>
-              <w:pStyle w:val="Compact"/>
+          <w:tcPr>
+            <w:tcW w:w="6196" w:type="dxa"/>
+            <w:tcMar>
+              <w:top w:w="60" w:type="dxa"/>
+              <w:left w:w="120" w:type="dxa"/>
+              <w:bottom w:w="60" w:type="dxa"/>
+              <w:right w:w="120" w:type="dxa"/>
+            </w:tcMar>
+          </w:tcPr>
+          <w:p>
+            <w:pPr>
+              <w:pStyle w:val="Compact"/>
+              <w:wordWrap w:val="1"/>
             </w:pPr>
             <w:r>
               <w:t xml:space="preserve">자재 조달 가능성 검토; 리드타임 확인</w:t>
@@ -2035,18 +1971,10 @@
       </w:tr>
       <w:tr>
         <w:tc>
-          <w:tcPr>
-            <w:tcMar>
-              <w:top w:w="60" w:type="dxa"/>
-              <w:left w:w="120" w:type="dxa"/>
-              <w:bottom w:w="60" w:type="dxa"/>
-              <w:right w:w="120" w:type="dxa"/>
-            </w:tcMar>
-          </w:tcPr>
-          <w:p>
-            <w:pPr>
-              <w:pStyle w:val="Compact"/>
-              <w:wordWrap w:val="1"/>
+          <w:tcPr/>
+          <w:p>
+            <w:pPr>
+              <w:pStyle w:val="Compact"/>
             </w:pPr>
             <w:r>
               <w:rPr>
@@ -2058,18 +1986,10 @@
           </w:p>
         </w:tc>
         <w:tc>
-          <w:tcPr>
-            <w:tcMar>
-              <w:top w:w="60" w:type="dxa"/>
-              <w:left w:w="120" w:type="dxa"/>
-              <w:bottom w:w="60" w:type="dxa"/>
-              <w:right w:w="120" w:type="dxa"/>
-            </w:tcMar>
-          </w:tcPr>
-          <w:p>
-            <w:pPr>
-              <w:pStyle w:val="Compact"/>
-              <w:wordWrap w:val="1"/>
+          <w:tcPr/>
+          <w:p>
+            <w:pPr>
+              <w:pStyle w:val="Compact"/>
             </w:pPr>
             <w:r>
               <w:t xml:space="preserve">계약검토 결과 최종 승인 (고위험 계약); 리스크 평가</w:t>
@@ -2112,233 +2032,361 @@
         <w:t xml:space="preserve">: 기존 주문 처리 절차(SAL.02.00.01, 2017-04-01)의 ERP 기반 프로세스를 유지하면서 AS9100D 항공우주 검토 항목을 추가한다.</w:t>
       </w:r>
     </w:p>
-    <w:p>
-      <w:pPr>
-        <w:pStyle w:val="SourceCode"/>
-      </w:pPr>
-      <w:r>
-        <w:rPr>
-          <w:rStyle w:val="VerbatimChar"/>
-        </w:rPr>
-        <w:t xml:space="preserve">고객 PO/주문 접수 (영업팀 / Kinh doanh)</w:t>
-      </w:r>
-      <w:r>
-        <w:br/>
-      </w:r>
-      <w:r>
-        <w:rPr>
-          <w:rStyle w:val="VerbatimChar"/>
-        </w:rPr>
-        <w:t xml:space="preserve">    │  ← 시스템(ERP), 이메일, PO 등</w:t>
-      </w:r>
-      <w:r>
-        <w:br/>
-      </w:r>
-      <w:r>
-        <w:rPr>
-          <w:rStyle w:val="VerbatimChar"/>
-        </w:rPr>
-        <w:t xml:space="preserve">    ▼</w:t>
-      </w:r>
-      <w:r>
-        <w:br/>
-      </w:r>
-      <w:r>
-        <w:rPr>
-          <w:rStyle w:val="VerbatimChar"/>
-        </w:rPr>
-        <w:t xml:space="preserve">① 주문 정보 확인 및 ERP 입력</w:t>
-      </w:r>
-      <w:r>
-        <w:br/>
-      </w:r>
-      <w:r>
-        <w:rPr>
-          <w:rStyle w:val="VerbatimChar"/>
-        </w:rPr>
-        <w:t xml:space="preserve">    │  ← 영업 직원이 ERP/SOP 파일에 주문 정보 입력</w:t>
-      </w:r>
-      <w:r>
-        <w:br/>
-      </w:r>
-      <w:r>
-        <w:rPr>
-          <w:rStyle w:val="VerbatimChar"/>
-        </w:rPr>
-        <w:t xml:space="preserve">    │  ← 생산계획(KHSX) 및 관련 부서에 전달</w:t>
-      </w:r>
-      <w:r>
-        <w:br/>
-      </w:r>
-      <w:r>
-        <w:rPr>
-          <w:rStyle w:val="VerbatimChar"/>
-        </w:rPr>
-        <w:t xml:space="preserve">    ▼</w:t>
-      </w:r>
-      <w:r>
-        <w:br/>
-      </w:r>
-      <w:r>
-        <w:rPr>
-          <w:rStyle w:val="VerbatimChar"/>
-        </w:rPr>
-        <w:t xml:space="preserve">② 생산계획 부서 피드백</w:t>
-      </w:r>
-      <w:r>
-        <w:br/>
-      </w:r>
-      <w:r>
-        <w:rPr>
-          <w:rStyle w:val="VerbatimChar"/>
-        </w:rPr>
-        <w:t xml:space="preserve">    │  ← 생산 일정/능력 확인 후 회신 (ERP, 이메일)</w:t>
-      </w:r>
-      <w:r>
-        <w:br/>
-      </w:r>
-      <w:r>
-        <w:rPr>
-          <w:rStyle w:val="VerbatimChar"/>
-        </w:rPr>
-        <w:t xml:space="preserve">    ▼</w:t>
-      </w:r>
-      <w:r>
-        <w:br/>
-      </w:r>
-      <w:r>
-        <w:rPr>
-          <w:rStyle w:val="VerbatimChar"/>
-        </w:rPr>
-        <w:t xml:space="preserve">③ 납기 확인 및 고객 소통</w:t>
-      </w:r>
-      <w:r>
-        <w:br/>
-      </w:r>
-      <w:r>
-        <w:rPr>
-          <w:rStyle w:val="VerbatimChar"/>
-        </w:rPr>
-        <w:t xml:space="preserve">    │  ├── 계획대로 가능 → 고객에게 납기 확인</w:t>
-      </w:r>
-      <w:r>
-        <w:br/>
-      </w:r>
-      <w:r>
-        <w:rPr>
-          <w:rStyle w:val="VerbatimChar"/>
-        </w:rPr>
-        <w:t xml:space="preserve">    │  └── 불가능 → 고객과 납기 변경 협의</w:t>
-      </w:r>
-      <w:r>
-        <w:br/>
-      </w:r>
-      <w:r>
-        <w:rPr>
-          <w:rStyle w:val="VerbatimChar"/>
-        </w:rPr>
-        <w:t xml:space="preserve">    ▼</w:t>
-      </w:r>
-      <w:r>
-        <w:br/>
-      </w:r>
-      <w:r>
-        <w:rPr>
-          <w:rStyle w:val="VerbatimChar"/>
-        </w:rPr>
-        <w:t xml:space="preserve">④ AS9100D 추가 검토 (항공우주 주문 시)</w:t>
-      </w:r>
-      <w:r>
-        <w:br/>
-      </w:r>
-      <w:r>
-        <w:rPr>
-          <w:rStyle w:val="VerbatimChar"/>
-        </w:rPr>
-        <w:t xml:space="preserve">    │  ← 기술팀(Phát triển): 기술 요구사항, 핵심 특성, 특수공정</w:t>
-      </w:r>
-      <w:r>
-        <w:br/>
-      </w:r>
-      <w:r>
-        <w:rPr>
-          <w:rStyle w:val="VerbatimChar"/>
-        </w:rPr>
-        <w:t xml:space="preserve">    │  ← 품질팀(Chất lượng): FAI 요구, 추적성, 검사 요건</w:t>
-      </w:r>
-      <w:r>
-        <w:br/>
-      </w:r>
-      <w:r>
-        <w:rPr>
-          <w:rStyle w:val="VerbatimChar"/>
-        </w:rPr>
-        <w:t xml:space="preserve">    │  ← 구매팀(PUR): 자재 조달, 공급자 인증 상태</w:t>
-      </w:r>
-      <w:r>
-        <w:br/>
-      </w:r>
-      <w:r>
-        <w:rPr>
-          <w:rStyle w:val="VerbatimChar"/>
-        </w:rPr>
-        <w:t xml:space="preserve">    ▼</w:t>
-      </w:r>
-      <w:r>
-        <w:br/>
-      </w:r>
-      <w:r>
-        <w:rPr>
-          <w:rStyle w:val="VerbatimChar"/>
-        </w:rPr>
-        <w:t xml:space="preserve">⑤ 부서장(Trưởng Phòng) 승인</w:t>
-      </w:r>
-      <w:r>
-        <w:br/>
-      </w:r>
-      <w:r>
-        <w:rPr>
-          <w:rStyle w:val="VerbatimChar"/>
-        </w:rPr>
-        <w:t xml:space="preserve">    │  ├── OK → 기록 보관 (ERP, 증빙 서류)</w:t>
-      </w:r>
-      <w:r>
-        <w:br/>
-      </w:r>
-      <w:r>
-        <w:rPr>
-          <w:rStyle w:val="VerbatimChar"/>
-        </w:rPr>
-        <w:t xml:space="preserve">    │  └── NG → 보완/수정 후 재승인</w:t>
-      </w:r>
-      <w:r>
-        <w:br/>
-      </w:r>
-      <w:r>
-        <w:rPr>
-          <w:rStyle w:val="VerbatimChar"/>
-        </w:rPr>
-        <w:t xml:space="preserve">    ▼</w:t>
-      </w:r>
-      <w:r>
-        <w:br/>
-      </w:r>
-      <w:r>
-        <w:rPr>
-          <w:rStyle w:val="VerbatimChar"/>
-        </w:rPr>
-        <w:t xml:space="preserve">⑥ 기록 보관 (Lưu Hồ Sơ)</w:t>
-      </w:r>
-      <w:r>
-        <w:br/>
-      </w:r>
-      <w:r>
-        <w:rPr>
-          <w:rStyle w:val="VerbatimChar"/>
-        </w:rPr>
-        <w:t xml:space="preserve">    ← PO, 인수인계서, 납품서, 판매요청서 등 ERP + 증빙</w:t>
-      </w:r>
-    </w:p>
+    <w:tbl>
+      <w:tblPr>
+        <w:tblLook w:firstColumn="1" w:firstRow="1" w:lastColumn="0" w:lastRow="0" w:noHBand="0" w:noVBand="1" w:val="04A0"/>
+        <w:tblW w:w="8788" w:type="dxa"/>
+        <w:tblBorders>
+          <w:top w:val="single" w:sz="4" w:color="2E74B5" w:space="0"/>
+          <w:left w:val="single" w:sz="4" w:color="2E74B5" w:space="0"/>
+          <w:bottom w:val="single" w:sz="4" w:color="2E74B5" w:space="0"/>
+          <w:right w:val="single" w:sz="4" w:color="2E74B5" w:space="0"/>
+          <w:insideH w:val="single" w:sz="4" w:color="BDD7EE" w:space="0"/>
+          <w:insideV w:val="single" w:sz="2" w:color="D9D9D9" w:space="0"/>
+        </w:tblBorders>
+      </w:tblPr>
+      <w:tblGrid>
+        <w:gridCol w:w="8788"/>
+      </w:tblGrid>
+      <w:tr>
+        <w:tc>
+          <w:tcPr>
+            <w:tcW w:w="8788" w:type="dxa"/>
+            <w:tcMar>
+              <w:top w:w="80" w:type="dxa"/>
+              <w:left w:w="140" w:type="dxa"/>
+              <w:bottom w:w="80" w:type="dxa"/>
+              <w:right w:w="140" w:type="dxa"/>
+            </w:tcMar>
+          </w:tcPr>
+          <w:p>
+            <w:pPr>
+              <w:spacing w:before="0" w:after="0" w:line="240" w:lineRule="auto"/>
+            </w:pPr>
+            <w:r>
+              <w:rPr>
+                <w:rFonts w:ascii="Courier New" w:hAnsi="Courier New" w:eastAsia="NanumGothicCoding"/>
+                <w:sz w:val="18"/>
+                <w:szCs w:val="18"/>
+              </w:rPr>
+              <w:t xml:space="preserve">고객 PO/주문 접수 (영업팀 / Kinh doanh)</w:t>
+            </w:r>
+          </w:p>
+          <w:p>
+            <w:pPr>
+              <w:spacing w:before="0" w:after="0" w:line="240" w:lineRule="auto"/>
+            </w:pPr>
+            <w:r>
+              <w:rPr>
+                <w:rFonts w:ascii="Courier New" w:hAnsi="Courier New" w:eastAsia="NanumGothicCoding"/>
+                <w:sz w:val="18"/>
+                <w:szCs w:val="18"/>
+              </w:rPr>
+              <w:t xml:space="preserve">    │  ← 시스템(ERP), 이메일, PO 등</w:t>
+            </w:r>
+          </w:p>
+          <w:p>
+            <w:pPr>
+              <w:spacing w:before="0" w:after="0" w:line="240" w:lineRule="auto"/>
+            </w:pPr>
+            <w:r>
+              <w:rPr>
+                <w:rFonts w:ascii="Courier New" w:hAnsi="Courier New" w:eastAsia="NanumGothicCoding"/>
+                <w:sz w:val="18"/>
+                <w:szCs w:val="18"/>
+              </w:rPr>
+              <w:t xml:space="preserve">    ▼</w:t>
+            </w:r>
+          </w:p>
+          <w:p>
+            <w:pPr>
+              <w:spacing w:before="0" w:after="0" w:line="240" w:lineRule="auto"/>
+            </w:pPr>
+            <w:r>
+              <w:rPr>
+                <w:rFonts w:ascii="Courier New" w:hAnsi="Courier New" w:eastAsia="NanumGothicCoding"/>
+                <w:sz w:val="18"/>
+                <w:szCs w:val="18"/>
+              </w:rPr>
+              <w:t xml:space="preserve">① 주문 정보 확인 및 ERP 입력</w:t>
+            </w:r>
+          </w:p>
+          <w:p>
+            <w:pPr>
+              <w:spacing w:before="0" w:after="0" w:line="240" w:lineRule="auto"/>
+            </w:pPr>
+            <w:r>
+              <w:rPr>
+                <w:rFonts w:ascii="Courier New" w:hAnsi="Courier New" w:eastAsia="NanumGothicCoding"/>
+                <w:sz w:val="18"/>
+                <w:szCs w:val="18"/>
+              </w:rPr>
+              <w:t xml:space="preserve">    │  ← 영업 직원이 ERP/SOP 파일에 주문 정보 입력</w:t>
+            </w:r>
+          </w:p>
+          <w:p>
+            <w:pPr>
+              <w:spacing w:before="0" w:after="0" w:line="240" w:lineRule="auto"/>
+            </w:pPr>
+            <w:r>
+              <w:rPr>
+                <w:rFonts w:ascii="Courier New" w:hAnsi="Courier New" w:eastAsia="NanumGothicCoding"/>
+                <w:sz w:val="18"/>
+                <w:szCs w:val="18"/>
+              </w:rPr>
+              <w:t xml:space="preserve">    │  ← 생산계획(KHSX) 및 관련 부서에 전달</w:t>
+            </w:r>
+          </w:p>
+          <w:p>
+            <w:pPr>
+              <w:spacing w:before="0" w:after="0" w:line="240" w:lineRule="auto"/>
+            </w:pPr>
+            <w:r>
+              <w:rPr>
+                <w:rFonts w:ascii="Courier New" w:hAnsi="Courier New" w:eastAsia="NanumGothicCoding"/>
+                <w:sz w:val="18"/>
+                <w:szCs w:val="18"/>
+              </w:rPr>
+              <w:t xml:space="preserve">    ▼</w:t>
+            </w:r>
+          </w:p>
+          <w:p>
+            <w:pPr>
+              <w:spacing w:before="0" w:after="0" w:line="240" w:lineRule="auto"/>
+            </w:pPr>
+            <w:r>
+              <w:rPr>
+                <w:rFonts w:ascii="Courier New" w:hAnsi="Courier New" w:eastAsia="NanumGothicCoding"/>
+                <w:sz w:val="18"/>
+                <w:szCs w:val="18"/>
+              </w:rPr>
+              <w:t xml:space="preserve">② 생산계획 부서 피드백</w:t>
+            </w:r>
+          </w:p>
+          <w:p>
+            <w:pPr>
+              <w:spacing w:before="0" w:after="0" w:line="240" w:lineRule="auto"/>
+            </w:pPr>
+            <w:r>
+              <w:rPr>
+                <w:rFonts w:ascii="Courier New" w:hAnsi="Courier New" w:eastAsia="NanumGothicCoding"/>
+                <w:sz w:val="18"/>
+                <w:szCs w:val="18"/>
+              </w:rPr>
+              <w:t xml:space="preserve">    │  ← 생산 일정/능력 확인 후 회신 (ERP, 이메일)</w:t>
+            </w:r>
+          </w:p>
+          <w:p>
+            <w:pPr>
+              <w:spacing w:before="0" w:after="0" w:line="240" w:lineRule="auto"/>
+            </w:pPr>
+            <w:r>
+              <w:rPr>
+                <w:rFonts w:ascii="Courier New" w:hAnsi="Courier New" w:eastAsia="NanumGothicCoding"/>
+                <w:sz w:val="18"/>
+                <w:szCs w:val="18"/>
+              </w:rPr>
+              <w:t xml:space="preserve">    ▼</w:t>
+            </w:r>
+          </w:p>
+          <w:p>
+            <w:pPr>
+              <w:spacing w:before="0" w:after="0" w:line="240" w:lineRule="auto"/>
+            </w:pPr>
+            <w:r>
+              <w:rPr>
+                <w:rFonts w:ascii="Courier New" w:hAnsi="Courier New" w:eastAsia="NanumGothicCoding"/>
+                <w:sz w:val="18"/>
+                <w:szCs w:val="18"/>
+              </w:rPr>
+              <w:t xml:space="preserve">③ 납기 확인 및 고객 소통</w:t>
+            </w:r>
+          </w:p>
+          <w:p>
+            <w:pPr>
+              <w:spacing w:before="0" w:after="0" w:line="240" w:lineRule="auto"/>
+            </w:pPr>
+            <w:r>
+              <w:rPr>
+                <w:rFonts w:ascii="Courier New" w:hAnsi="Courier New" w:eastAsia="NanumGothicCoding"/>
+                <w:sz w:val="18"/>
+                <w:szCs w:val="18"/>
+              </w:rPr>
+              <w:t xml:space="preserve">    │  ├── 계획대로 가능 → 고객에게 납기 확인</w:t>
+            </w:r>
+          </w:p>
+          <w:p>
+            <w:pPr>
+              <w:spacing w:before="0" w:after="0" w:line="240" w:lineRule="auto"/>
+            </w:pPr>
+            <w:r>
+              <w:rPr>
+                <w:rFonts w:ascii="Courier New" w:hAnsi="Courier New" w:eastAsia="NanumGothicCoding"/>
+                <w:sz w:val="18"/>
+                <w:szCs w:val="18"/>
+              </w:rPr>
+              <w:t xml:space="preserve">    │  └── 불가능 → 고객과 납기 변경 협의</w:t>
+            </w:r>
+          </w:p>
+          <w:p>
+            <w:pPr>
+              <w:spacing w:before="0" w:after="0" w:line="240" w:lineRule="auto"/>
+            </w:pPr>
+            <w:r>
+              <w:rPr>
+                <w:rFonts w:ascii="Courier New" w:hAnsi="Courier New" w:eastAsia="NanumGothicCoding"/>
+                <w:sz w:val="18"/>
+                <w:szCs w:val="18"/>
+              </w:rPr>
+              <w:t xml:space="preserve">    ▼</w:t>
+            </w:r>
+          </w:p>
+          <w:p>
+            <w:pPr>
+              <w:spacing w:before="0" w:after="0" w:line="240" w:lineRule="auto"/>
+            </w:pPr>
+            <w:r>
+              <w:rPr>
+                <w:rFonts w:ascii="Courier New" w:hAnsi="Courier New" w:eastAsia="NanumGothicCoding"/>
+                <w:sz w:val="18"/>
+                <w:szCs w:val="18"/>
+              </w:rPr>
+              <w:t xml:space="preserve">④ AS9100D 추가 검토 (항공우주 주문 시)</w:t>
+            </w:r>
+          </w:p>
+          <w:p>
+            <w:pPr>
+              <w:spacing w:before="0" w:after="0" w:line="240" w:lineRule="auto"/>
+            </w:pPr>
+            <w:r>
+              <w:rPr>
+                <w:rFonts w:ascii="Courier New" w:hAnsi="Courier New" w:eastAsia="NanumGothicCoding"/>
+                <w:sz w:val="18"/>
+                <w:szCs w:val="18"/>
+              </w:rPr>
+              <w:t xml:space="preserve">    │  ← 기술팀(Phát triển): 기술 요구사항, 핵심 특성, 특수공정</w:t>
+            </w:r>
+          </w:p>
+          <w:p>
+            <w:pPr>
+              <w:spacing w:before="0" w:after="0" w:line="240" w:lineRule="auto"/>
+            </w:pPr>
+            <w:r>
+              <w:rPr>
+                <w:rFonts w:ascii="Courier New" w:hAnsi="Courier New" w:eastAsia="NanumGothicCoding"/>
+                <w:sz w:val="18"/>
+                <w:szCs w:val="18"/>
+              </w:rPr>
+              <w:t xml:space="preserve">    │  ← 품질팀(Chất lượng): FAI 요구, 추적성, 검사 요건</w:t>
+            </w:r>
+          </w:p>
+          <w:p>
+            <w:pPr>
+              <w:spacing w:before="0" w:after="0" w:line="240" w:lineRule="auto"/>
+            </w:pPr>
+            <w:r>
+              <w:rPr>
+                <w:rFonts w:ascii="Courier New" w:hAnsi="Courier New" w:eastAsia="NanumGothicCoding"/>
+                <w:sz w:val="18"/>
+                <w:szCs w:val="18"/>
+              </w:rPr>
+              <w:t xml:space="preserve">    │  ← 구매팀(PUR): 자재 조달, 공급자 인증 상태</w:t>
+            </w:r>
+          </w:p>
+          <w:p>
+            <w:pPr>
+              <w:spacing w:before="0" w:after="0" w:line="240" w:lineRule="auto"/>
+            </w:pPr>
+            <w:r>
+              <w:rPr>
+                <w:rFonts w:ascii="Courier New" w:hAnsi="Courier New" w:eastAsia="NanumGothicCoding"/>
+                <w:sz w:val="18"/>
+                <w:szCs w:val="18"/>
+              </w:rPr>
+              <w:t xml:space="preserve">    ▼</w:t>
+            </w:r>
+          </w:p>
+          <w:p>
+            <w:pPr>
+              <w:spacing w:before="0" w:after="0" w:line="240" w:lineRule="auto"/>
+            </w:pPr>
+            <w:r>
+              <w:rPr>
+                <w:rFonts w:ascii="Courier New" w:hAnsi="Courier New" w:eastAsia="NanumGothicCoding"/>
+                <w:sz w:val="18"/>
+                <w:szCs w:val="18"/>
+              </w:rPr>
+              <w:t xml:space="preserve">⑤ 부서장(Trưởng Phòng) 승인</w:t>
+            </w:r>
+          </w:p>
+          <w:p>
+            <w:pPr>
+              <w:spacing w:before="0" w:after="0" w:line="240" w:lineRule="auto"/>
+            </w:pPr>
+            <w:r>
+              <w:rPr>
+                <w:rFonts w:ascii="Courier New" w:hAnsi="Courier New" w:eastAsia="NanumGothicCoding"/>
+                <w:sz w:val="18"/>
+                <w:szCs w:val="18"/>
+              </w:rPr>
+              <w:t xml:space="preserve">    │  ├── OK → 기록 보관 (ERP, 증빙 서류)</w:t>
+            </w:r>
+          </w:p>
+          <w:p>
+            <w:pPr>
+              <w:spacing w:before="0" w:after="0" w:line="240" w:lineRule="auto"/>
+            </w:pPr>
+            <w:r>
+              <w:rPr>
+                <w:rFonts w:ascii="Courier New" w:hAnsi="Courier New" w:eastAsia="NanumGothicCoding"/>
+                <w:sz w:val="18"/>
+                <w:szCs w:val="18"/>
+              </w:rPr>
+              <w:t xml:space="preserve">    │  └── NG → 보완/수정 후 재승인</w:t>
+            </w:r>
+          </w:p>
+          <w:p>
+            <w:pPr>
+              <w:spacing w:before="0" w:after="0" w:line="240" w:lineRule="auto"/>
+            </w:pPr>
+            <w:r>
+              <w:rPr>
+                <w:rFonts w:ascii="Courier New" w:hAnsi="Courier New" w:eastAsia="NanumGothicCoding"/>
+                <w:sz w:val="18"/>
+                <w:szCs w:val="18"/>
+              </w:rPr>
+              <w:t xml:space="preserve">    ▼</w:t>
+            </w:r>
+          </w:p>
+          <w:p>
+            <w:pPr>
+              <w:spacing w:before="0" w:after="0" w:line="240" w:lineRule="auto"/>
+            </w:pPr>
+            <w:r>
+              <w:rPr>
+                <w:rFonts w:ascii="Courier New" w:hAnsi="Courier New" w:eastAsia="NanumGothicCoding"/>
+                <w:sz w:val="18"/>
+                <w:szCs w:val="18"/>
+              </w:rPr>
+              <w:t xml:space="preserve">⑥ 기록 보관 (Lưu Hồ Sơ)</w:t>
+            </w:r>
+          </w:p>
+          <w:p>
+            <w:pPr>
+              <w:spacing w:before="0" w:after="0" w:line="240" w:lineRule="auto"/>
+            </w:pPr>
+            <w:r>
+              <w:rPr>
+                <w:rFonts w:ascii="Courier New" w:hAnsi="Courier New" w:eastAsia="NanumGothicCoding"/>
+                <w:sz w:val="18"/>
+                <w:szCs w:val="18"/>
+              </w:rPr>
+              <w:t xml:space="preserve">    ← PO, 인수인계서, 납품서, 판매요청서 등 ERP + 증빙</w:t>
+            </w:r>
+          </w:p>
+        </w:tc>
+      </w:tr>
+    </w:tbl>
     <w:bookmarkEnd w:id="19"/>
     <w:bookmarkStart w:id="20" w:name="계약검토-항목"/>
     <w:p>
@@ -3089,7 +3137,7 @@
         </w:trPr>
         <w:tc>
           <w:tcPr>
-            <w:tcW w:w="2460" w:type="dxa"/>
+            <w:tcW w:w="2281" w:type="dxa"/>
             <w:tcMar>
               <w:top w:w="60" w:type="dxa"/>
               <w:left w:w="120" w:type="dxa"/>
@@ -3110,7 +3158,7 @@
         </w:tc>
         <w:tc>
           <w:tcPr>
-            <w:tcW w:w="6328" w:type="dxa"/>
+            <w:tcW w:w="6507" w:type="dxa"/>
             <w:tcMar>
               <w:top w:w="60" w:type="dxa"/>
               <w:left w:w="120" w:type="dxa"/>
@@ -3132,9 +3180,7 @@
       </w:tr>
       <w:tr>
         <w:tc>
-          <w:tcPr>
-            <w:tcW w:w="2460" w:type="dxa"/>
-          </w:tcPr>
+          <w:tcPr/>
           <w:p>
             <w:pPr>
               <w:pStyle w:val="Compact"/>
@@ -3146,7 +3192,7 @@
         </w:tc>
         <w:tc>
           <w:tcPr>
-            <w:tcW w:w="6328" w:type="dxa"/>
+            <w:tcW w:w="6507" w:type="dxa"/>
             <w:tcMar>
               <w:top w:w="60" w:type="dxa"/>
               <w:left w:w="120" w:type="dxa"/>
@@ -3179,6 +3225,7 @@
         </w:tc>
         <w:tc>
           <w:tcPr>
+            <w:tcW w:w="6507" w:type="dxa"/>
             <w:tcMar>
               <w:top w:w="60" w:type="dxa"/>
               <w:left w:w="120" w:type="dxa"/>
@@ -3199,18 +3246,10 @@
       </w:tr>
       <w:tr>
         <w:tc>
-          <w:tcPr>
-            <w:tcMar>
-              <w:top w:w="60" w:type="dxa"/>
-              <w:left w:w="120" w:type="dxa"/>
-              <w:bottom w:w="60" w:type="dxa"/>
-              <w:right w:w="120" w:type="dxa"/>
-            </w:tcMar>
-          </w:tcPr>
-          <w:p>
-            <w:pPr>
-              <w:pStyle w:val="Compact"/>
-              <w:wordWrap w:val="1"/>
+          <w:tcPr/>
+          <w:p>
+            <w:pPr>
+              <w:pStyle w:val="Compact"/>
             </w:pPr>
             <w:r>
               <w:t xml:space="preserve">법규/규격 변경</w:t>
@@ -3219,7 +3258,6 @@
         </w:tc>
         <w:tc>
           <w:tcPr>
-            <w:tcW w:w="6328" w:type="dxa"/>
             <w:tcMar>
               <w:top w:w="60" w:type="dxa"/>
               <w:left w:w="120" w:type="dxa"/>
@@ -3604,7 +3642,7 @@
         </w:trPr>
         <w:tc>
           <w:tcPr>
-            <w:tcW w:w="2460" w:type="dxa"/>
+            <w:tcW w:w="2697" w:type="dxa"/>
             <w:tcMar>
               <w:top w:w="60" w:type="dxa"/>
               <w:left w:w="120" w:type="dxa"/>
@@ -3625,7 +3663,7 @@
         </w:tc>
         <w:tc>
           <w:tcPr>
-            <w:tcW w:w="6328" w:type="dxa"/>
+            <w:tcW w:w="6091" w:type="dxa"/>
             <w:tcMar>
               <w:top w:w="60" w:type="dxa"/>
               <w:left w:w="120" w:type="dxa"/>
@@ -3647,9 +3685,7 @@
       </w:tr>
       <w:tr>
         <w:tc>
-          <w:tcPr>
-            <w:tcW w:w="2460" w:type="dxa"/>
-          </w:tcPr>
+          <w:tcPr/>
           <w:p>
             <w:pPr>
               <w:pStyle w:val="Compact"/>
@@ -3661,7 +3697,7 @@
         </w:tc>
         <w:tc>
           <w:tcPr>
-            <w:tcW w:w="6328" w:type="dxa"/>
+            <w:tcW w:w="6091" w:type="dxa"/>
             <w:tcMar>
               <w:top w:w="60" w:type="dxa"/>
               <w:left w:w="120" w:type="dxa"/>
@@ -3694,6 +3730,7 @@
         </w:tc>
         <w:tc>
           <w:tcPr>
+            <w:tcW w:w="6091" w:type="dxa"/>
             <w:tcMar>
               <w:top w:w="60" w:type="dxa"/>
               <w:left w:w="120" w:type="dxa"/>
@@ -3725,9 +3762,7 @@
           </w:p>
         </w:tc>
         <w:tc>
-          <w:tcPr>
-            <w:tcW w:w="6328" w:type="dxa"/>
-          </w:tcPr>
+          <w:tcPr/>
           <w:p>
             <w:pPr>
               <w:pStyle w:val="Compact"/>
@@ -3740,19 +3775,10 @@
       </w:tr>
       <w:tr>
         <w:tc>
-          <w:tcPr>
-            <w:tcW w:w="2460" w:type="dxa"/>
-            <w:tcMar>
-              <w:top w:w="60" w:type="dxa"/>
-              <w:left w:w="120" w:type="dxa"/>
-              <w:bottom w:w="60" w:type="dxa"/>
-              <w:right w:w="120" w:type="dxa"/>
-            </w:tcMar>
-          </w:tcPr>
-          <w:p>
-            <w:pPr>
-              <w:pStyle w:val="Compact"/>
-              <w:wordWrap w:val="1"/>
+          <w:tcPr/>
+          <w:p>
+            <w:pPr>
+              <w:pStyle w:val="Compact"/>
             </w:pPr>
             <w:r>
               <w:t xml:space="preserve">핵심 특성</w:t>
@@ -3760,10 +3786,19 @@
           </w:p>
         </w:tc>
         <w:tc>
-          <w:tcPr/>
-          <w:p>
-            <w:pPr>
-              <w:pStyle w:val="Compact"/>
+          <w:tcPr>
+            <w:tcW w:w="6091" w:type="dxa"/>
+            <w:tcMar>
+              <w:top w:w="60" w:type="dxa"/>
+              <w:left w:w="120" w:type="dxa"/>
+              <w:bottom w:w="60" w:type="dxa"/>
+              <w:right w:w="120" w:type="dxa"/>
+            </w:tcMar>
+          </w:tcPr>
+          <w:p>
+            <w:pPr>
+              <w:pStyle w:val="Compact"/>
+              <w:wordWrap w:val="1"/>
             </w:pPr>
             <w:r>
               <w:t xml:space="preserve">고객 지정 핵심 특성(KC) 식별</w:t>
@@ -3869,18 +3904,10 @@
       </w:tr>
       <w:tr>
         <w:tc>
-          <w:tcPr>
-            <w:tcMar>
-              <w:top w:w="60" w:type="dxa"/>
-              <w:left w:w="120" w:type="dxa"/>
-              <w:bottom w:w="60" w:type="dxa"/>
-              <w:right w:w="120" w:type="dxa"/>
-            </w:tcMar>
-          </w:tcPr>
-          <w:p>
-            <w:pPr>
-              <w:pStyle w:val="Compact"/>
-              <w:wordWrap w:val="1"/>
+          <w:tcPr/>
+          <w:p>
+            <w:pPr>
+              <w:pStyle w:val="Compact"/>
             </w:pPr>
             <w:r>
               <w:t xml:space="preserve">수출 통제</w:t>
@@ -3888,18 +3915,10 @@
           </w:p>
         </w:tc>
         <w:tc>
-          <w:tcPr>
-            <w:tcMar>
-              <w:top w:w="60" w:type="dxa"/>
-              <w:left w:w="120" w:type="dxa"/>
-              <w:bottom w:w="60" w:type="dxa"/>
-              <w:right w:w="120" w:type="dxa"/>
-            </w:tcMar>
-          </w:tcPr>
-          <w:p>
-            <w:pPr>
-              <w:pStyle w:val="Compact"/>
-              <w:wordWrap w:val="1"/>
+          <w:tcPr/>
+          <w:p>
+            <w:pPr>
+              <w:pStyle w:val="Compact"/>
             </w:pPr>
             <w:r>
               <w:t xml:space="preserve">ITAR, EAR 등 수출 규제 해당 여부</w:t>
@@ -4287,7 +4306,6 @@
               <w:bottom w:w="60" w:type="dxa"/>
               <w:right w:w="120" w:type="dxa"/>
             </w:tcMar>
-            <w:shd w:val="clear" w:color="auto" w:fill="DEEAF1"/>
           </w:tcPr>
           <w:p>
             <w:pPr>
@@ -4307,7 +4325,6 @@
               <w:bottom w:w="60" w:type="dxa"/>
               <w:right w:w="120" w:type="dxa"/>
             </w:tcMar>
-            <w:shd w:val="clear" w:color="auto" w:fill="DEEAF1"/>
           </w:tcPr>
           <w:p>
             <w:pPr>
@@ -4327,7 +4344,6 @@
               <w:bottom w:w="60" w:type="dxa"/>
               <w:right w:w="120" w:type="dxa"/>
             </w:tcMar>
-            <w:shd w:val="clear" w:color="auto" w:fill="DEEAF1"/>
           </w:tcPr>
           <w:p>
             <w:pPr>
@@ -5087,8 +5103,8 @@
     <w:rPrDefault>
       <w:rPr>
         <w:rFonts w:asciiTheme="minorHAnsi" w:cstheme="minorBidi" w:eastAsiaTheme="minorEastAsia" w:hAnsiTheme="minorHAnsi"/>
-        <w:sz w:val="24"/>
-        <w:szCs w:val="24"/>
+        <w:sz w:val="20"/>
+        <w:szCs w:val="20"/>
         <w:lang w:bidi="ar-SA" w:eastAsia="zh-CN" w:val="en-US"/>
       </w:rPr>
     </w:rPrDefault>
@@ -5156,8 +5172,8 @@
     </w:pPr>
     <w:rPr>
       <w:rFonts w:asciiTheme="majorHAnsi" w:cstheme="majorBidi" w:eastAsiaTheme="majorEastAsia" w:hAnsiTheme="majorHAnsi"/>
-      <w:sz w:val="56"/>
-      <w:szCs w:val="56"/>
+      <w:sz w:val="44"/>
+      <w:szCs w:val="44"/>
     </w:rPr>
   </w:style>
   <w:style w:customStyle="1" w:styleId="TitleChar" w:type="character">
@@ -5168,8 +5184,8 @@
     <w:rsid w:val="00A10FD9"/>
     <w:rPr>
       <w:rFonts w:asciiTheme="majorHAnsi" w:cstheme="majorBidi" w:eastAsiaTheme="majorEastAsia" w:hAnsiTheme="majorHAnsi"/>
-      <w:sz w:val="56"/>
-      <w:szCs w:val="56"/>
+      <w:sz w:val="44"/>
+      <w:szCs w:val="44"/>
     </w:rPr>
   </w:style>
   <w:style w:styleId="Subtitle" w:type="paragraph">
@@ -5291,8 +5307,8 @@
     <w:rPr>
       <w:rFonts w:asciiTheme="majorHAnsi" w:cstheme="majorBidi" w:eastAsiaTheme="majorEastAsia" w:hAnsiTheme="majorHAnsi"/>
       <w:color w:themeColor="accent1" w:themeShade="BF" w:val="0F4761"/>
-      <w:sz w:val="40"/>
-      <w:szCs w:val="40"/>
+      <w:sz w:val="32"/>
+      <w:szCs w:val="32"/>
     </w:rPr>
   </w:style>
   <w:style w:styleId="Heading2" w:type="paragraph">
@@ -5482,8 +5498,8 @@
     <w:rPr>
       <w:rFonts w:asciiTheme="majorHAnsi" w:cstheme="majorBidi" w:eastAsiaTheme="majorEastAsia" w:hAnsiTheme="majorHAnsi"/>
       <w:color w:themeColor="accent1" w:themeShade="BF" w:val="0F4761"/>
-      <w:sz w:val="40"/>
-      <w:szCs w:val="40"/>
+      <w:sz w:val="32"/>
+      <w:szCs w:val="32"/>
     </w:rPr>
   </w:style>
   <w:style w:customStyle="1" w:styleId="Heading2Char" w:type="character">
